--- a/Documents/TaskFlow_DocumentoDeRequisitos.docx
+++ b/Documents/TaskFlow_DocumentoDeRequisitos.docx
@@ -148,7 +148,7 @@
                 <w:sz w:val="18"/>
                 <w:szCs w:val="18"/>
               </w:rPr>
-              <w:t xml:space="preserve">2.0</w:t>
+              <w:t xml:space="preserve">2.1</w:t>
             </w:r>
           </w:p>
         </w:tc>
@@ -1093,6 +1093,14 @@
       <w:pPr>
         <w:spacing w:after="120"/>
       </w:pPr>
+      <w:r>
+        <w:t xml:space="preserve">Histórico de revisões — v2.1 (Setembro/2026): feature Priorização com IA (Matriz de Eisenhower) — RF-34 a RF-39, RN-12 a RN-15, RNF-15, RNF-16, REST-10 e UC11.</w:t>
+      </w:r>
+    </w:p>
+    <w:p>
+      <w:pPr>
+        <w:spacing w:after="120"/>
+      </w:pPr>
     </w:p>
     <w:p>
       <w:pPr>
@@ -5229,6 +5237,732 @@
                 <w:szCs w:val="18"/>
               </w:rPr>
               <w:t xml:space="preserve">O sistema deve exibir no Perfil nome e avatar do usuário, Pomodoros do dia, tarefas concluídas e status da sincronização.</w:t>
+            </w:r>
+          </w:p>
+        </w:tc>
+        <w:tc>
+          <w:tcPr>
+            <w:tcW w:w="1200" w:type="dxa"/>
+            <w:tcBorders>
+              <w:top w:val="single" w:sz="1" w:space="0" w:color="CCCCCC"/>
+              <w:left w:val="single" w:sz="1" w:space="0" w:color="CCCCCC"/>
+              <w:bottom w:val="single" w:sz="1" w:space="0" w:color="CCCCCC"/>
+              <w:right w:val="single" w:sz="1" w:space="0" w:color="CCCCCC"/>
+            </w:tcBorders>
+            <w:shd w:val="clear" w:color="auto" w:fill="FFFFFF"/>
+            <w:tcMar>
+              <w:top w:w="80" w:type="dxa"/>
+              <w:left w:w="140" w:type="dxa"/>
+              <w:bottom w:w="80" w:type="dxa"/>
+              <w:right w:w="140" w:type="dxa"/>
+            </w:tcMar>
+          </w:tcPr>
+          <w:p>
+            <w:pPr>
+              <w:jc w:val="center"/>
+            </w:pPr>
+            <w:r>
+              <w:rPr>
+                <w:b/>
+                <w:bCs/>
+                <w:color w:val="7D6608"/>
+                <w:sz w:val="18"/>
+                <w:szCs w:val="18"/>
+              </w:rPr>
+              <w:t xml:space="preserve">Média</w:t>
+            </w:r>
+          </w:p>
+        </w:tc>
+      </w:tr>
+      <w:tr>
+        <w:tc>
+          <w:tcPr>
+            <w:tcW w:w="900" w:type="dxa"/>
+            <w:tcBorders>
+              <w:top w:val="single" w:sz="1" w:space="0" w:color="CCCCCC"/>
+              <w:left w:val="single" w:sz="1" w:space="0" w:color="CCCCCC"/>
+              <w:bottom w:val="single" w:sz="1" w:space="0" w:color="CCCCCC"/>
+              <w:right w:val="single" w:sz="1" w:space="0" w:color="CCCCCC"/>
+            </w:tcBorders>
+            <w:shd w:val="clear" w:color="auto" w:fill="FFFFFF"/>
+            <w:tcMar>
+              <w:top w:w="80" w:type="dxa"/>
+              <w:left w:w="140" w:type="dxa"/>
+              <w:bottom w:w="80" w:type="dxa"/>
+              <w:right w:w="140" w:type="dxa"/>
+            </w:tcMar>
+          </w:tcPr>
+          <w:p>
+            <w:r>
+              <w:rPr>
+                <w:b/>
+                <w:bCs/>
+                <w:color w:val="000000"/>
+                <w:sz w:val="18"/>
+                <w:szCs w:val="18"/>
+              </w:rPr>
+              <w:t xml:space="preserve">RF-34</w:t>
+            </w:r>
+          </w:p>
+        </w:tc>
+        <w:tc>
+          <w:tcPr>
+            <w:tcW w:w="2000" w:type="dxa"/>
+            <w:tcBorders>
+              <w:top w:val="single" w:sz="1" w:space="0" w:color="CCCCCC"/>
+              <w:left w:val="single" w:sz="1" w:space="0" w:color="CCCCCC"/>
+              <w:bottom w:val="single" w:sz="1" w:space="0" w:color="CCCCCC"/>
+              <w:right w:val="single" w:sz="1" w:space="0" w:color="CCCCCC"/>
+            </w:tcBorders>
+            <w:shd w:val="clear" w:color="auto" w:fill="FFFFFF"/>
+            <w:tcMar>
+              <w:top w:w="80" w:type="dxa"/>
+              <w:left w:w="140" w:type="dxa"/>
+              <w:bottom w:w="80" w:type="dxa"/>
+              <w:right w:w="140" w:type="dxa"/>
+            </w:tcMar>
+          </w:tcPr>
+          <w:p>
+            <w:r>
+              <w:rPr>
+                <w:color w:val="000000"/>
+                <w:sz w:val="18"/>
+                <w:szCs w:val="18"/>
+              </w:rPr>
+              <w:t xml:space="preserve">Priorização com IA</w:t>
+            </w:r>
+          </w:p>
+        </w:tc>
+        <w:tc>
+          <w:tcPr>
+            <w:tcW w:w="5729" w:type="dxa"/>
+            <w:tcBorders>
+              <w:top w:val="single" w:sz="1" w:space="0" w:color="CCCCCC"/>
+              <w:left w:val="single" w:sz="1" w:space="0" w:color="CCCCCC"/>
+              <w:bottom w:val="single" w:sz="1" w:space="0" w:color="CCCCCC"/>
+              <w:right w:val="single" w:sz="1" w:space="0" w:color="CCCCCC"/>
+            </w:tcBorders>
+            <w:shd w:val="clear" w:color="auto" w:fill="FFFFFF"/>
+            <w:tcMar>
+              <w:top w:w="80" w:type="dxa"/>
+              <w:left w:w="140" w:type="dxa"/>
+              <w:bottom w:w="80" w:type="dxa"/>
+              <w:right w:w="140" w:type="dxa"/>
+            </w:tcMar>
+          </w:tcPr>
+          <w:p>
+            <w:r>
+              <w:rPr>
+                <w:color w:val="000000"/>
+                <w:sz w:val="18"/>
+                <w:szCs w:val="18"/>
+              </w:rPr>
+              <w:t xml:space="preserve">O sistema deve permitir iniciar, a partir da Home, uma sessão de priorização com IA sobre as tarefas pendentes do usuário.</w:t>
+            </w:r>
+          </w:p>
+        </w:tc>
+        <w:tc>
+          <w:tcPr>
+            <w:tcW w:w="1200" w:type="dxa"/>
+            <w:tcBorders>
+              <w:top w:val="single" w:sz="1" w:space="0" w:color="CCCCCC"/>
+              <w:left w:val="single" w:sz="1" w:space="0" w:color="CCCCCC"/>
+              <w:bottom w:val="single" w:sz="1" w:space="0" w:color="CCCCCC"/>
+              <w:right w:val="single" w:sz="1" w:space="0" w:color="CCCCCC"/>
+            </w:tcBorders>
+            <w:shd w:val="clear" w:color="auto" w:fill="FFFFFF"/>
+            <w:tcMar>
+              <w:top w:w="80" w:type="dxa"/>
+              <w:left w:w="140" w:type="dxa"/>
+              <w:bottom w:w="80" w:type="dxa"/>
+              <w:right w:w="140" w:type="dxa"/>
+            </w:tcMar>
+          </w:tcPr>
+          <w:p>
+            <w:pPr>
+              <w:jc w:val="center"/>
+            </w:pPr>
+            <w:r>
+              <w:rPr>
+                <w:b/>
+                <w:bCs/>
+                <w:color w:val="C00000"/>
+                <w:sz w:val="18"/>
+                <w:szCs w:val="18"/>
+              </w:rPr>
+              <w:t xml:space="preserve">Alta</w:t>
+            </w:r>
+          </w:p>
+        </w:tc>
+      </w:tr>
+      <w:tr>
+        <w:tc>
+          <w:tcPr>
+            <w:tcW w:w="900" w:type="dxa"/>
+            <w:tcBorders>
+              <w:top w:val="single" w:sz="1" w:space="0" w:color="CCCCCC"/>
+              <w:left w:val="single" w:sz="1" w:space="0" w:color="CCCCCC"/>
+              <w:bottom w:val="single" w:sz="1" w:space="0" w:color="CCCCCC"/>
+              <w:right w:val="single" w:sz="1" w:space="0" w:color="CCCCCC"/>
+            </w:tcBorders>
+            <w:shd w:val="clear" w:color="auto" w:fill="FFFFFF"/>
+            <w:tcMar>
+              <w:top w:w="80" w:type="dxa"/>
+              <w:left w:w="140" w:type="dxa"/>
+              <w:bottom w:w="80" w:type="dxa"/>
+              <w:right w:w="140" w:type="dxa"/>
+            </w:tcMar>
+          </w:tcPr>
+          <w:p>
+            <w:r>
+              <w:rPr>
+                <w:b/>
+                <w:bCs/>
+                <w:color w:val="000000"/>
+                <w:sz w:val="18"/>
+                <w:szCs w:val="18"/>
+              </w:rPr>
+              <w:t xml:space="preserve">RF-35</w:t>
+            </w:r>
+          </w:p>
+        </w:tc>
+        <w:tc>
+          <w:tcPr>
+            <w:tcW w:w="2000" w:type="dxa"/>
+            <w:tcBorders>
+              <w:top w:val="single" w:sz="1" w:space="0" w:color="CCCCCC"/>
+              <w:left w:val="single" w:sz="1" w:space="0" w:color="CCCCCC"/>
+              <w:bottom w:val="single" w:sz="1" w:space="0" w:color="CCCCCC"/>
+              <w:right w:val="single" w:sz="1" w:space="0" w:color="CCCCCC"/>
+            </w:tcBorders>
+            <w:shd w:val="clear" w:color="auto" w:fill="FFFFFF"/>
+            <w:tcMar>
+              <w:top w:w="80" w:type="dxa"/>
+              <w:left w:w="140" w:type="dxa"/>
+              <w:bottom w:w="80" w:type="dxa"/>
+              <w:right w:w="140" w:type="dxa"/>
+            </w:tcMar>
+          </w:tcPr>
+          <w:p>
+            <w:r>
+              <w:rPr>
+                <w:color w:val="000000"/>
+                <w:sz w:val="18"/>
+                <w:szCs w:val="18"/>
+              </w:rPr>
+              <w:t xml:space="preserve">Priorização com IA</w:t>
+            </w:r>
+          </w:p>
+        </w:tc>
+        <w:tc>
+          <w:tcPr>
+            <w:tcW w:w="5729" w:type="dxa"/>
+            <w:tcBorders>
+              <w:top w:val="single" w:sz="1" w:space="0" w:color="CCCCCC"/>
+              <w:left w:val="single" w:sz="1" w:space="0" w:color="CCCCCC"/>
+              <w:bottom w:val="single" w:sz="1" w:space="0" w:color="CCCCCC"/>
+              <w:right w:val="single" w:sz="1" w:space="0" w:color="CCCCCC"/>
+            </w:tcBorders>
+            <w:shd w:val="clear" w:color="auto" w:fill="FFFFFF"/>
+            <w:tcMar>
+              <w:top w:w="80" w:type="dxa"/>
+              <w:left w:w="140" w:type="dxa"/>
+              <w:bottom w:w="80" w:type="dxa"/>
+              <w:right w:w="140" w:type="dxa"/>
+            </w:tcMar>
+          </w:tcPr>
+          <w:p>
+            <w:r>
+              <w:rPr>
+                <w:color w:val="000000"/>
+                <w:sz w:val="18"/>
+                <w:szCs w:val="18"/>
+              </w:rPr>
+              <w:t xml:space="preserve">A IA deve sugerir para cada tarefa um quadrante da Matriz de Eisenhower (Fazer agora, Agendar, Delegar/Reduzir, Eliminar), com justificativa curta e nível de confiança.</w:t>
+            </w:r>
+          </w:p>
+        </w:tc>
+        <w:tc>
+          <w:tcPr>
+            <w:tcW w:w="1200" w:type="dxa"/>
+            <w:tcBorders>
+              <w:top w:val="single" w:sz="1" w:space="0" w:color="CCCCCC"/>
+              <w:left w:val="single" w:sz="1" w:space="0" w:color="CCCCCC"/>
+              <w:bottom w:val="single" w:sz="1" w:space="0" w:color="CCCCCC"/>
+              <w:right w:val="single" w:sz="1" w:space="0" w:color="CCCCCC"/>
+            </w:tcBorders>
+            <w:shd w:val="clear" w:color="auto" w:fill="FFFFFF"/>
+            <w:tcMar>
+              <w:top w:w="80" w:type="dxa"/>
+              <w:left w:w="140" w:type="dxa"/>
+              <w:bottom w:w="80" w:type="dxa"/>
+              <w:right w:w="140" w:type="dxa"/>
+            </w:tcMar>
+          </w:tcPr>
+          <w:p>
+            <w:pPr>
+              <w:jc w:val="center"/>
+            </w:pPr>
+            <w:r>
+              <w:rPr>
+                <w:b/>
+                <w:bCs/>
+                <w:color w:val="C00000"/>
+                <w:sz w:val="18"/>
+                <w:szCs w:val="18"/>
+              </w:rPr>
+              <w:t xml:space="preserve">Alta</w:t>
+            </w:r>
+          </w:p>
+        </w:tc>
+      </w:tr>
+      <w:tr>
+        <w:tc>
+          <w:tcPr>
+            <w:tcW w:w="900" w:type="dxa"/>
+            <w:tcBorders>
+              <w:top w:val="single" w:sz="1" w:space="0" w:color="CCCCCC"/>
+              <w:left w:val="single" w:sz="1" w:space="0" w:color="CCCCCC"/>
+              <w:bottom w:val="single" w:sz="1" w:space="0" w:color="CCCCCC"/>
+              <w:right w:val="single" w:sz="1" w:space="0" w:color="CCCCCC"/>
+            </w:tcBorders>
+            <w:shd w:val="clear" w:color="auto" w:fill="FFFFFF"/>
+            <w:tcMar>
+              <w:top w:w="80" w:type="dxa"/>
+              <w:left w:w="140" w:type="dxa"/>
+              <w:bottom w:w="80" w:type="dxa"/>
+              <w:right w:w="140" w:type="dxa"/>
+            </w:tcMar>
+          </w:tcPr>
+          <w:p>
+            <w:r>
+              <w:rPr>
+                <w:b/>
+                <w:bCs/>
+                <w:color w:val="000000"/>
+                <w:sz w:val="18"/>
+                <w:szCs w:val="18"/>
+              </w:rPr>
+              <w:t xml:space="preserve">RF-36</w:t>
+            </w:r>
+          </w:p>
+        </w:tc>
+        <w:tc>
+          <w:tcPr>
+            <w:tcW w:w="2000" w:type="dxa"/>
+            <w:tcBorders>
+              <w:top w:val="single" w:sz="1" w:space="0" w:color="CCCCCC"/>
+              <w:left w:val="single" w:sz="1" w:space="0" w:color="CCCCCC"/>
+              <w:bottom w:val="single" w:sz="1" w:space="0" w:color="CCCCCC"/>
+              <w:right w:val="single" w:sz="1" w:space="0" w:color="CCCCCC"/>
+            </w:tcBorders>
+            <w:shd w:val="clear" w:color="auto" w:fill="FFFFFF"/>
+            <w:tcMar>
+              <w:top w:w="80" w:type="dxa"/>
+              <w:left w:w="140" w:type="dxa"/>
+              <w:bottom w:w="80" w:type="dxa"/>
+              <w:right w:w="140" w:type="dxa"/>
+            </w:tcMar>
+          </w:tcPr>
+          <w:p>
+            <w:r>
+              <w:rPr>
+                <w:color w:val="000000"/>
+                <w:sz w:val="18"/>
+                <w:szCs w:val="18"/>
+              </w:rPr>
+              <w:t xml:space="preserve">Priorização com IA</w:t>
+            </w:r>
+          </w:p>
+        </w:tc>
+        <w:tc>
+          <w:tcPr>
+            <w:tcW w:w="5729" w:type="dxa"/>
+            <w:tcBorders>
+              <w:top w:val="single" w:sz="1" w:space="0" w:color="CCCCCC"/>
+              <w:left w:val="single" w:sz="1" w:space="0" w:color="CCCCCC"/>
+              <w:bottom w:val="single" w:sz="1" w:space="0" w:color="CCCCCC"/>
+              <w:right w:val="single" w:sz="1" w:space="0" w:color="CCCCCC"/>
+            </w:tcBorders>
+            <w:shd w:val="clear" w:color="auto" w:fill="FFFFFF"/>
+            <w:tcMar>
+              <w:top w:w="80" w:type="dxa"/>
+              <w:left w:w="140" w:type="dxa"/>
+              <w:bottom w:w="80" w:type="dxa"/>
+              <w:right w:w="140" w:type="dxa"/>
+            </w:tcMar>
+          </w:tcPr>
+          <w:p>
+            <w:r>
+              <w:rPr>
+                <w:color w:val="000000"/>
+                <w:sz w:val="18"/>
+                <w:szCs w:val="18"/>
+              </w:rPr>
+              <w:t xml:space="preserve">O usuário deve decidir cada sugestão por gesto: → aceita, ← rejeita e escolhe o quadrante manualmente, ↑ marca "Fazer agora"; com botões equivalentes e opção de desfazer a última decisão.</w:t>
+            </w:r>
+          </w:p>
+        </w:tc>
+        <w:tc>
+          <w:tcPr>
+            <w:tcW w:w="1200" w:type="dxa"/>
+            <w:tcBorders>
+              <w:top w:val="single" w:sz="1" w:space="0" w:color="CCCCCC"/>
+              <w:left w:val="single" w:sz="1" w:space="0" w:color="CCCCCC"/>
+              <w:bottom w:val="single" w:sz="1" w:space="0" w:color="CCCCCC"/>
+              <w:right w:val="single" w:sz="1" w:space="0" w:color="CCCCCC"/>
+            </w:tcBorders>
+            <w:shd w:val="clear" w:color="auto" w:fill="FFFFFF"/>
+            <w:tcMar>
+              <w:top w:w="80" w:type="dxa"/>
+              <w:left w:w="140" w:type="dxa"/>
+              <w:bottom w:w="80" w:type="dxa"/>
+              <w:right w:w="140" w:type="dxa"/>
+            </w:tcMar>
+          </w:tcPr>
+          <w:p>
+            <w:pPr>
+              <w:jc w:val="center"/>
+            </w:pPr>
+            <w:r>
+              <w:rPr>
+                <w:b/>
+                <w:bCs/>
+                <w:color w:val="C00000"/>
+                <w:sz w:val="18"/>
+                <w:szCs w:val="18"/>
+              </w:rPr>
+              <w:t xml:space="preserve">Alta</w:t>
+            </w:r>
+          </w:p>
+        </w:tc>
+      </w:tr>
+      <w:tr>
+        <w:tc>
+          <w:tcPr>
+            <w:tcW w:w="900" w:type="dxa"/>
+            <w:tcBorders>
+              <w:top w:val="single" w:sz="1" w:space="0" w:color="CCCCCC"/>
+              <w:left w:val="single" w:sz="1" w:space="0" w:color="CCCCCC"/>
+              <w:bottom w:val="single" w:sz="1" w:space="0" w:color="CCCCCC"/>
+              <w:right w:val="single" w:sz="1" w:space="0" w:color="CCCCCC"/>
+            </w:tcBorders>
+            <w:shd w:val="clear" w:color="auto" w:fill="FFFFFF"/>
+            <w:tcMar>
+              <w:top w:w="80" w:type="dxa"/>
+              <w:left w:w="140" w:type="dxa"/>
+              <w:bottom w:w="80" w:type="dxa"/>
+              <w:right w:w="140" w:type="dxa"/>
+            </w:tcMar>
+          </w:tcPr>
+          <w:p>
+            <w:r>
+              <w:rPr>
+                <w:b/>
+                <w:bCs/>
+                <w:color w:val="000000"/>
+                <w:sz w:val="18"/>
+                <w:szCs w:val="18"/>
+              </w:rPr>
+              <w:t xml:space="preserve">RF-37</w:t>
+            </w:r>
+          </w:p>
+        </w:tc>
+        <w:tc>
+          <w:tcPr>
+            <w:tcW w:w="2000" w:type="dxa"/>
+            <w:tcBorders>
+              <w:top w:val="single" w:sz="1" w:space="0" w:color="CCCCCC"/>
+              <w:left w:val="single" w:sz="1" w:space="0" w:color="CCCCCC"/>
+              <w:bottom w:val="single" w:sz="1" w:space="0" w:color="CCCCCC"/>
+              <w:right w:val="single" w:sz="1" w:space="0" w:color="CCCCCC"/>
+            </w:tcBorders>
+            <w:shd w:val="clear" w:color="auto" w:fill="FFFFFF"/>
+            <w:tcMar>
+              <w:top w:w="80" w:type="dxa"/>
+              <w:left w:w="140" w:type="dxa"/>
+              <w:bottom w:w="80" w:type="dxa"/>
+              <w:right w:w="140" w:type="dxa"/>
+            </w:tcMar>
+          </w:tcPr>
+          <w:p>
+            <w:r>
+              <w:rPr>
+                <w:color w:val="000000"/>
+                <w:sz w:val="18"/>
+                <w:szCs w:val="18"/>
+              </w:rPr>
+              <w:t xml:space="preserve">Priorização com IA</w:t>
+            </w:r>
+          </w:p>
+        </w:tc>
+        <w:tc>
+          <w:tcPr>
+            <w:tcW w:w="5729" w:type="dxa"/>
+            <w:tcBorders>
+              <w:top w:val="single" w:sz="1" w:space="0" w:color="CCCCCC"/>
+              <w:left w:val="single" w:sz="1" w:space="0" w:color="CCCCCC"/>
+              <w:bottom w:val="single" w:sz="1" w:space="0" w:color="CCCCCC"/>
+              <w:right w:val="single" w:sz="1" w:space="0" w:color="CCCCCC"/>
+            </w:tcBorders>
+            <w:shd w:val="clear" w:color="auto" w:fill="FFFFFF"/>
+            <w:tcMar>
+              <w:top w:w="80" w:type="dxa"/>
+              <w:left w:w="140" w:type="dxa"/>
+              <w:bottom w:w="80" w:type="dxa"/>
+              <w:right w:w="140" w:type="dxa"/>
+            </w:tcMar>
+          </w:tcPr>
+          <w:p>
+            <w:r>
+              <w:rPr>
+                <w:color w:val="000000"/>
+                <w:sz w:val="18"/>
+                <w:szCs w:val="18"/>
+              </w:rPr>
+              <w:t xml:space="preserve">A IA deve ajustar as sugestões restantes da sessão com base nas decisões já tomadas e no histórico de decisões do usuário.</w:t>
+            </w:r>
+          </w:p>
+        </w:tc>
+        <w:tc>
+          <w:tcPr>
+            <w:tcW w:w="1200" w:type="dxa"/>
+            <w:tcBorders>
+              <w:top w:val="single" w:sz="1" w:space="0" w:color="CCCCCC"/>
+              <w:left w:val="single" w:sz="1" w:space="0" w:color="CCCCCC"/>
+              <w:bottom w:val="single" w:sz="1" w:space="0" w:color="CCCCCC"/>
+              <w:right w:val="single" w:sz="1" w:space="0" w:color="CCCCCC"/>
+            </w:tcBorders>
+            <w:shd w:val="clear" w:color="auto" w:fill="FFFFFF"/>
+            <w:tcMar>
+              <w:top w:w="80" w:type="dxa"/>
+              <w:left w:w="140" w:type="dxa"/>
+              <w:bottom w:w="80" w:type="dxa"/>
+              <w:right w:w="140" w:type="dxa"/>
+            </w:tcMar>
+          </w:tcPr>
+          <w:p>
+            <w:pPr>
+              <w:jc w:val="center"/>
+            </w:pPr>
+            <w:r>
+              <w:rPr>
+                <w:b/>
+                <w:bCs/>
+                <w:color w:val="7D6608"/>
+                <w:sz w:val="18"/>
+                <w:szCs w:val="18"/>
+              </w:rPr>
+              <w:t xml:space="preserve">Média</w:t>
+            </w:r>
+          </w:p>
+        </w:tc>
+      </w:tr>
+      <w:tr>
+        <w:tc>
+          <w:tcPr>
+            <w:tcW w:w="900" w:type="dxa"/>
+            <w:tcBorders>
+              <w:top w:val="single" w:sz="1" w:space="0" w:color="CCCCCC"/>
+              <w:left w:val="single" w:sz="1" w:space="0" w:color="CCCCCC"/>
+              <w:bottom w:val="single" w:sz="1" w:space="0" w:color="CCCCCC"/>
+              <w:right w:val="single" w:sz="1" w:space="0" w:color="CCCCCC"/>
+            </w:tcBorders>
+            <w:shd w:val="clear" w:color="auto" w:fill="FFFFFF"/>
+            <w:tcMar>
+              <w:top w:w="80" w:type="dxa"/>
+              <w:left w:w="140" w:type="dxa"/>
+              <w:bottom w:w="80" w:type="dxa"/>
+              <w:right w:w="140" w:type="dxa"/>
+            </w:tcMar>
+          </w:tcPr>
+          <w:p>
+            <w:r>
+              <w:rPr>
+                <w:b/>
+                <w:bCs/>
+                <w:color w:val="000000"/>
+                <w:sz w:val="18"/>
+                <w:szCs w:val="18"/>
+              </w:rPr>
+              <w:t xml:space="preserve">RF-38</w:t>
+            </w:r>
+          </w:p>
+        </w:tc>
+        <w:tc>
+          <w:tcPr>
+            <w:tcW w:w="2000" w:type="dxa"/>
+            <w:tcBorders>
+              <w:top w:val="single" w:sz="1" w:space="0" w:color="CCCCCC"/>
+              <w:left w:val="single" w:sz="1" w:space="0" w:color="CCCCCC"/>
+              <w:bottom w:val="single" w:sz="1" w:space="0" w:color="CCCCCC"/>
+              <w:right w:val="single" w:sz="1" w:space="0" w:color="CCCCCC"/>
+            </w:tcBorders>
+            <w:shd w:val="clear" w:color="auto" w:fill="FFFFFF"/>
+            <w:tcMar>
+              <w:top w:w="80" w:type="dxa"/>
+              <w:left w:w="140" w:type="dxa"/>
+              <w:bottom w:w="80" w:type="dxa"/>
+              <w:right w:w="140" w:type="dxa"/>
+            </w:tcMar>
+          </w:tcPr>
+          <w:p>
+            <w:r>
+              <w:rPr>
+                <w:color w:val="000000"/>
+                <w:sz w:val="18"/>
+                <w:szCs w:val="18"/>
+              </w:rPr>
+              <w:t xml:space="preserve">Priorização com IA</w:t>
+            </w:r>
+          </w:p>
+        </w:tc>
+        <w:tc>
+          <w:tcPr>
+            <w:tcW w:w="5729" w:type="dxa"/>
+            <w:tcBorders>
+              <w:top w:val="single" w:sz="1" w:space="0" w:color="CCCCCC"/>
+              <w:left w:val="single" w:sz="1" w:space="0" w:color="CCCCCC"/>
+              <w:bottom w:val="single" w:sz="1" w:space="0" w:color="CCCCCC"/>
+              <w:right w:val="single" w:sz="1" w:space="0" w:color="CCCCCC"/>
+            </w:tcBorders>
+            <w:shd w:val="clear" w:color="auto" w:fill="FFFFFF"/>
+            <w:tcMar>
+              <w:top w:w="80" w:type="dxa"/>
+              <w:left w:w="140" w:type="dxa"/>
+              <w:bottom w:w="80" w:type="dxa"/>
+              <w:right w:w="140" w:type="dxa"/>
+            </w:tcMar>
+          </w:tcPr>
+          <w:p>
+            <w:r>
+              <w:rPr>
+                <w:color w:val="000000"/>
+                <w:sz w:val="18"/>
+                <w:szCs w:val="18"/>
+              </w:rPr>
+              <w:t xml:space="preserve">O sistema deve exibir o resultado em uma matriz 2×2 e, ao confirmar, aplicar o quadrante e a prioridade às tarefas.</w:t>
+            </w:r>
+          </w:p>
+        </w:tc>
+        <w:tc>
+          <w:tcPr>
+            <w:tcW w:w="1200" w:type="dxa"/>
+            <w:tcBorders>
+              <w:top w:val="single" w:sz="1" w:space="0" w:color="CCCCCC"/>
+              <w:left w:val="single" w:sz="1" w:space="0" w:color="CCCCCC"/>
+              <w:bottom w:val="single" w:sz="1" w:space="0" w:color="CCCCCC"/>
+              <w:right w:val="single" w:sz="1" w:space="0" w:color="CCCCCC"/>
+            </w:tcBorders>
+            <w:shd w:val="clear" w:color="auto" w:fill="FFFFFF"/>
+            <w:tcMar>
+              <w:top w:w="80" w:type="dxa"/>
+              <w:left w:w="140" w:type="dxa"/>
+              <w:bottom w:w="80" w:type="dxa"/>
+              <w:right w:w="140" w:type="dxa"/>
+            </w:tcMar>
+          </w:tcPr>
+          <w:p>
+            <w:pPr>
+              <w:jc w:val="center"/>
+            </w:pPr>
+            <w:r>
+              <w:rPr>
+                <w:b/>
+                <w:bCs/>
+                <w:color w:val="C00000"/>
+                <w:sz w:val="18"/>
+                <w:szCs w:val="18"/>
+              </w:rPr>
+              <w:t xml:space="preserve">Alta</w:t>
+            </w:r>
+          </w:p>
+        </w:tc>
+      </w:tr>
+      <w:tr>
+        <w:tc>
+          <w:tcPr>
+            <w:tcW w:w="900" w:type="dxa"/>
+            <w:tcBorders>
+              <w:top w:val="single" w:sz="1" w:space="0" w:color="CCCCCC"/>
+              <w:left w:val="single" w:sz="1" w:space="0" w:color="CCCCCC"/>
+              <w:bottom w:val="single" w:sz="1" w:space="0" w:color="CCCCCC"/>
+              <w:right w:val="single" w:sz="1" w:space="0" w:color="CCCCCC"/>
+            </w:tcBorders>
+            <w:shd w:val="clear" w:color="auto" w:fill="FFFFFF"/>
+            <w:tcMar>
+              <w:top w:w="80" w:type="dxa"/>
+              <w:left w:w="140" w:type="dxa"/>
+              <w:bottom w:w="80" w:type="dxa"/>
+              <w:right w:w="140" w:type="dxa"/>
+            </w:tcMar>
+          </w:tcPr>
+          <w:p>
+            <w:r>
+              <w:rPr>
+                <w:b/>
+                <w:bCs/>
+                <w:color w:val="000000"/>
+                <w:sz w:val="18"/>
+                <w:szCs w:val="18"/>
+              </w:rPr>
+              <w:t xml:space="preserve">RF-39</w:t>
+            </w:r>
+          </w:p>
+        </w:tc>
+        <w:tc>
+          <w:tcPr>
+            <w:tcW w:w="2000" w:type="dxa"/>
+            <w:tcBorders>
+              <w:top w:val="single" w:sz="1" w:space="0" w:color="CCCCCC"/>
+              <w:left w:val="single" w:sz="1" w:space="0" w:color="CCCCCC"/>
+              <w:bottom w:val="single" w:sz="1" w:space="0" w:color="CCCCCC"/>
+              <w:right w:val="single" w:sz="1" w:space="0" w:color="CCCCCC"/>
+            </w:tcBorders>
+            <w:shd w:val="clear" w:color="auto" w:fill="FFFFFF"/>
+            <w:tcMar>
+              <w:top w:w="80" w:type="dxa"/>
+              <w:left w:w="140" w:type="dxa"/>
+              <w:bottom w:w="80" w:type="dxa"/>
+              <w:right w:w="140" w:type="dxa"/>
+            </w:tcMar>
+          </w:tcPr>
+          <w:p>
+            <w:r>
+              <w:rPr>
+                <w:color w:val="000000"/>
+                <w:sz w:val="18"/>
+                <w:szCs w:val="18"/>
+              </w:rPr>
+              <w:t xml:space="preserve">Priorização com IA</w:t>
+            </w:r>
+          </w:p>
+        </w:tc>
+        <w:tc>
+          <w:tcPr>
+            <w:tcW w:w="5729" w:type="dxa"/>
+            <w:tcBorders>
+              <w:top w:val="single" w:sz="1" w:space="0" w:color="CCCCCC"/>
+              <w:left w:val="single" w:sz="1" w:space="0" w:color="CCCCCC"/>
+              <w:bottom w:val="single" w:sz="1" w:space="0" w:color="CCCCCC"/>
+              <w:right w:val="single" w:sz="1" w:space="0" w:color="CCCCCC"/>
+            </w:tcBorders>
+            <w:shd w:val="clear" w:color="auto" w:fill="FFFFFF"/>
+            <w:tcMar>
+              <w:top w:w="80" w:type="dxa"/>
+              <w:left w:w="140" w:type="dxa"/>
+              <w:bottom w:w="80" w:type="dxa"/>
+              <w:right w:w="140" w:type="dxa"/>
+            </w:tcMar>
+          </w:tcPr>
+          <w:p>
+            <w:r>
+              <w:rPr>
+                <w:color w:val="000000"/>
+                <w:sz w:val="18"/>
+                <w:szCs w:val="18"/>
+              </w:rPr>
+              <w:t xml:space="preserve">O sistema deve permitir iniciar um Pomodoro diretamente a partir de uma tarefa do quadrante "Fazer agora".</w:t>
             </w:r>
           </w:p>
         </w:tc>
@@ -6407,6 +7141,366 @@
           </w:p>
         </w:tc>
       </w:tr>
+      <w:tr>
+        <w:tc>
+          <w:tcPr>
+            <w:tcW w:w="900" w:type="dxa"/>
+            <w:tcBorders>
+              <w:top w:val="single" w:sz="1" w:space="0" w:color="CCCCCC"/>
+              <w:left w:val="single" w:sz="1" w:space="0" w:color="CCCCCC"/>
+              <w:bottom w:val="single" w:sz="1" w:space="0" w:color="CCCCCC"/>
+              <w:right w:val="single" w:sz="1" w:space="0" w:color="CCCCCC"/>
+            </w:tcBorders>
+            <w:shd w:val="clear" w:color="auto" w:fill="FFFFFF"/>
+            <w:tcMar>
+              <w:top w:w="80" w:type="dxa"/>
+              <w:left w:w="140" w:type="dxa"/>
+              <w:bottom w:w="80" w:type="dxa"/>
+              <w:right w:w="140" w:type="dxa"/>
+            </w:tcMar>
+          </w:tcPr>
+          <w:p>
+            <w:r>
+              <w:rPr>
+                <w:b/>
+                <w:bCs/>
+                <w:color w:val="000000"/>
+                <w:sz w:val="18"/>
+                <w:szCs w:val="18"/>
+              </w:rPr>
+              <w:t xml:space="preserve">RN-12</w:t>
+            </w:r>
+          </w:p>
+        </w:tc>
+        <w:tc>
+          <w:tcPr>
+            <w:tcW w:w="2200" w:type="dxa"/>
+            <w:tcBorders>
+              <w:top w:val="single" w:sz="1" w:space="0" w:color="CCCCCC"/>
+              <w:left w:val="single" w:sz="1" w:space="0" w:color="CCCCCC"/>
+              <w:bottom w:val="single" w:sz="1" w:space="0" w:color="CCCCCC"/>
+              <w:right w:val="single" w:sz="1" w:space="0" w:color="CCCCCC"/>
+            </w:tcBorders>
+            <w:shd w:val="clear" w:color="auto" w:fill="FFFFFF"/>
+            <w:tcMar>
+              <w:top w:w="80" w:type="dxa"/>
+              <w:left w:w="140" w:type="dxa"/>
+              <w:bottom w:w="80" w:type="dxa"/>
+              <w:right w:w="140" w:type="dxa"/>
+            </w:tcMar>
+          </w:tcPr>
+          <w:p>
+            <w:r>
+              <w:rPr>
+                <w:b/>
+                <w:bCs/>
+                <w:color w:val="000000"/>
+                <w:sz w:val="18"/>
+                <w:szCs w:val="18"/>
+              </w:rPr>
+              <w:t xml:space="preserve">Mapeamento quadrante → prioridade</w:t>
+            </w:r>
+          </w:p>
+        </w:tc>
+        <w:tc>
+          <w:tcPr>
+            <w:tcW w:w="6729" w:type="dxa"/>
+            <w:tcBorders>
+              <w:top w:val="single" w:sz="1" w:space="0" w:color="CCCCCC"/>
+              <w:left w:val="single" w:sz="1" w:space="0" w:color="CCCCCC"/>
+              <w:bottom w:val="single" w:sz="1" w:space="0" w:color="CCCCCC"/>
+              <w:right w:val="single" w:sz="1" w:space="0" w:color="CCCCCC"/>
+            </w:tcBorders>
+            <w:shd w:val="clear" w:color="auto" w:fill="FFFFFF"/>
+            <w:tcMar>
+              <w:top w:w="80" w:type="dxa"/>
+              <w:left w:w="140" w:type="dxa"/>
+              <w:bottom w:w="80" w:type="dxa"/>
+              <w:right w:w="140" w:type="dxa"/>
+            </w:tcMar>
+          </w:tcPr>
+          <w:p>
+            <w:r>
+              <w:rPr>
+                <w:color w:val="000000"/>
+                <w:sz w:val="18"/>
+                <w:szCs w:val="18"/>
+              </w:rPr>
+              <w:t xml:space="preserve">Fazer agora → high; Agendar → medium; Delegar/Reduzir → low; Eliminar → low com sugestão de excluir. A exclusão nunca é automática e exige confirmação (RF-07).</w:t>
+            </w:r>
+          </w:p>
+        </w:tc>
+      </w:tr>
+      <w:tr>
+        <w:tc>
+          <w:tcPr>
+            <w:tcW w:w="900" w:type="dxa"/>
+            <w:tcBorders>
+              <w:top w:val="single" w:sz="1" w:space="0" w:color="CCCCCC"/>
+              <w:left w:val="single" w:sz="1" w:space="0" w:color="CCCCCC"/>
+              <w:bottom w:val="single" w:sz="1" w:space="0" w:color="CCCCCC"/>
+              <w:right w:val="single" w:sz="1" w:space="0" w:color="CCCCCC"/>
+            </w:tcBorders>
+            <w:shd w:val="clear" w:color="auto" w:fill="FFFFFF"/>
+            <w:tcMar>
+              <w:top w:w="80" w:type="dxa"/>
+              <w:left w:w="140" w:type="dxa"/>
+              <w:bottom w:w="80" w:type="dxa"/>
+              <w:right w:w="140" w:type="dxa"/>
+            </w:tcMar>
+          </w:tcPr>
+          <w:p>
+            <w:r>
+              <w:rPr>
+                <w:b/>
+                <w:bCs/>
+                <w:color w:val="000000"/>
+                <w:sz w:val="18"/>
+                <w:szCs w:val="18"/>
+              </w:rPr>
+              <w:t xml:space="preserve">RN-13</w:t>
+            </w:r>
+          </w:p>
+        </w:tc>
+        <w:tc>
+          <w:tcPr>
+            <w:tcW w:w="2200" w:type="dxa"/>
+            <w:tcBorders>
+              <w:top w:val="single" w:sz="1" w:space="0" w:color="CCCCCC"/>
+              <w:left w:val="single" w:sz="1" w:space="0" w:color="CCCCCC"/>
+              <w:bottom w:val="single" w:sz="1" w:space="0" w:color="CCCCCC"/>
+              <w:right w:val="single" w:sz="1" w:space="0" w:color="CCCCCC"/>
+            </w:tcBorders>
+            <w:shd w:val="clear" w:color="auto" w:fill="FFFFFF"/>
+            <w:tcMar>
+              <w:top w:w="80" w:type="dxa"/>
+              <w:left w:w="140" w:type="dxa"/>
+              <w:bottom w:w="80" w:type="dxa"/>
+              <w:right w:w="140" w:type="dxa"/>
+            </w:tcMar>
+          </w:tcPr>
+          <w:p>
+            <w:r>
+              <w:rPr>
+                <w:b/>
+                <w:bCs/>
+                <w:color w:val="000000"/>
+                <w:sz w:val="18"/>
+                <w:szCs w:val="18"/>
+              </w:rPr>
+              <w:t xml:space="preserve">A decisão final é do usuário</w:t>
+            </w:r>
+          </w:p>
+        </w:tc>
+        <w:tc>
+          <w:tcPr>
+            <w:tcW w:w="6729" w:type="dxa"/>
+            <w:tcBorders>
+              <w:top w:val="single" w:sz="1" w:space="0" w:color="CCCCCC"/>
+              <w:left w:val="single" w:sz="1" w:space="0" w:color="CCCCCC"/>
+              <w:bottom w:val="single" w:sz="1" w:space="0" w:color="CCCCCC"/>
+              <w:right w:val="single" w:sz="1" w:space="0" w:color="CCCCCC"/>
+            </w:tcBorders>
+            <w:shd w:val="clear" w:color="auto" w:fill="FFFFFF"/>
+            <w:tcMar>
+              <w:top w:w="80" w:type="dxa"/>
+              <w:left w:w="140" w:type="dxa"/>
+              <w:bottom w:w="80" w:type="dxa"/>
+              <w:right w:w="140" w:type="dxa"/>
+            </w:tcMar>
+          </w:tcPr>
+          <w:p>
+            <w:r>
+              <w:rPr>
+                <w:color w:val="000000"/>
+                <w:sz w:val="18"/>
+                <w:szCs w:val="18"/>
+              </w:rPr>
+              <w:t xml:space="preserve">A IA apenas sugere. Nenhuma tarefa é alterada antes de o usuário confirmar o resultado ("Aplicar").</w:t>
+            </w:r>
+          </w:p>
+        </w:tc>
+      </w:tr>
+      <w:tr>
+        <w:tc>
+          <w:tcPr>
+            <w:tcW w:w="900" w:type="dxa"/>
+            <w:tcBorders>
+              <w:top w:val="single" w:sz="1" w:space="0" w:color="CCCCCC"/>
+              <w:left w:val="single" w:sz="1" w:space="0" w:color="CCCCCC"/>
+              <w:bottom w:val="single" w:sz="1" w:space="0" w:color="CCCCCC"/>
+              <w:right w:val="single" w:sz="1" w:space="0" w:color="CCCCCC"/>
+            </w:tcBorders>
+            <w:shd w:val="clear" w:color="auto" w:fill="FFFFFF"/>
+            <w:tcMar>
+              <w:top w:w="80" w:type="dxa"/>
+              <w:left w:w="140" w:type="dxa"/>
+              <w:bottom w:w="80" w:type="dxa"/>
+              <w:right w:w="140" w:type="dxa"/>
+            </w:tcMar>
+          </w:tcPr>
+          <w:p>
+            <w:r>
+              <w:rPr>
+                <w:b/>
+                <w:bCs/>
+                <w:color w:val="000000"/>
+                <w:sz w:val="18"/>
+                <w:szCs w:val="18"/>
+              </w:rPr>
+              <w:t xml:space="preserve">RN-14</w:t>
+            </w:r>
+          </w:p>
+        </w:tc>
+        <w:tc>
+          <w:tcPr>
+            <w:tcW w:w="2200" w:type="dxa"/>
+            <w:tcBorders>
+              <w:top w:val="single" w:sz="1" w:space="0" w:color="CCCCCC"/>
+              <w:left w:val="single" w:sz="1" w:space="0" w:color="CCCCCC"/>
+              <w:bottom w:val="single" w:sz="1" w:space="0" w:color="CCCCCC"/>
+              <w:right w:val="single" w:sz="1" w:space="0" w:color="CCCCCC"/>
+            </w:tcBorders>
+            <w:shd w:val="clear" w:color="auto" w:fill="FFFFFF"/>
+            <w:tcMar>
+              <w:top w:w="80" w:type="dxa"/>
+              <w:left w:w="140" w:type="dxa"/>
+              <w:bottom w:w="80" w:type="dxa"/>
+              <w:right w:w="140" w:type="dxa"/>
+            </w:tcMar>
+          </w:tcPr>
+          <w:p>
+            <w:r>
+              <w:rPr>
+                <w:b/>
+                <w:bCs/>
+                <w:color w:val="000000"/>
+                <w:sz w:val="18"/>
+                <w:szCs w:val="18"/>
+              </w:rPr>
+              <w:t xml:space="preserve">Priorização exige conexão</w:t>
+            </w:r>
+          </w:p>
+        </w:tc>
+        <w:tc>
+          <w:tcPr>
+            <w:tcW w:w="6729" w:type="dxa"/>
+            <w:tcBorders>
+              <w:top w:val="single" w:sz="1" w:space="0" w:color="CCCCCC"/>
+              <w:left w:val="single" w:sz="1" w:space="0" w:color="CCCCCC"/>
+              <w:bottom w:val="single" w:sz="1" w:space="0" w:color="CCCCCC"/>
+              <w:right w:val="single" w:sz="1" w:space="0" w:color="CCCCCC"/>
+            </w:tcBorders>
+            <w:shd w:val="clear" w:color="auto" w:fill="FFFFFF"/>
+            <w:tcMar>
+              <w:top w:w="80" w:type="dxa"/>
+              <w:left w:w="140" w:type="dxa"/>
+              <w:bottom w:w="80" w:type="dxa"/>
+              <w:right w:w="140" w:type="dxa"/>
+            </w:tcMar>
+          </w:tcPr>
+          <w:p>
+            <w:r>
+              <w:rPr>
+                <w:color w:val="000000"/>
+                <w:sz w:val="18"/>
+                <w:szCs w:val="18"/>
+              </w:rPr>
+              <w:t xml:space="preserve">Exceção a RN-03/RNF-02: a priorização com IA só funciona online. Antes de iniciar, as pendências locais são sincronizadas; sem conexão, a tela informa que a feature precisa de internet.</w:t>
+            </w:r>
+          </w:p>
+        </w:tc>
+      </w:tr>
+      <w:tr>
+        <w:tc>
+          <w:tcPr>
+            <w:tcW w:w="900" w:type="dxa"/>
+            <w:tcBorders>
+              <w:top w:val="single" w:sz="1" w:space="0" w:color="CCCCCC"/>
+              <w:left w:val="single" w:sz="1" w:space="0" w:color="CCCCCC"/>
+              <w:bottom w:val="single" w:sz="1" w:space="0" w:color="CCCCCC"/>
+              <w:right w:val="single" w:sz="1" w:space="0" w:color="CCCCCC"/>
+            </w:tcBorders>
+            <w:shd w:val="clear" w:color="auto" w:fill="FFFFFF"/>
+            <w:tcMar>
+              <w:top w:w="80" w:type="dxa"/>
+              <w:left w:w="140" w:type="dxa"/>
+              <w:bottom w:w="80" w:type="dxa"/>
+              <w:right w:w="140" w:type="dxa"/>
+            </w:tcMar>
+          </w:tcPr>
+          <w:p>
+            <w:r>
+              <w:rPr>
+                <w:b/>
+                <w:bCs/>
+                <w:color w:val="000000"/>
+                <w:sz w:val="18"/>
+                <w:szCs w:val="18"/>
+              </w:rPr>
+              <w:t xml:space="preserve">RN-15</w:t>
+            </w:r>
+          </w:p>
+        </w:tc>
+        <w:tc>
+          <w:tcPr>
+            <w:tcW w:w="2200" w:type="dxa"/>
+            <w:tcBorders>
+              <w:top w:val="single" w:sz="1" w:space="0" w:color="CCCCCC"/>
+              <w:left w:val="single" w:sz="1" w:space="0" w:color="CCCCCC"/>
+              <w:bottom w:val="single" w:sz="1" w:space="0" w:color="CCCCCC"/>
+              <w:right w:val="single" w:sz="1" w:space="0" w:color="CCCCCC"/>
+            </w:tcBorders>
+            <w:shd w:val="clear" w:color="auto" w:fill="FFFFFF"/>
+            <w:tcMar>
+              <w:top w:w="80" w:type="dxa"/>
+              <w:left w:w="140" w:type="dxa"/>
+              <w:bottom w:w="80" w:type="dxa"/>
+              <w:right w:w="140" w:type="dxa"/>
+            </w:tcMar>
+          </w:tcPr>
+          <w:p>
+            <w:r>
+              <w:rPr>
+                <w:b/>
+                <w:bCs/>
+                <w:color w:val="000000"/>
+                <w:sz w:val="18"/>
+                <w:szCs w:val="18"/>
+              </w:rPr>
+              <w:t xml:space="preserve">Privacidade dos dados enviados à IA</w:t>
+            </w:r>
+          </w:p>
+        </w:tc>
+        <w:tc>
+          <w:tcPr>
+            <w:tcW w:w="6729" w:type="dxa"/>
+            <w:tcBorders>
+              <w:top w:val="single" w:sz="1" w:space="0" w:color="CCCCCC"/>
+              <w:left w:val="single" w:sz="1" w:space="0" w:color="CCCCCC"/>
+              <w:bottom w:val="single" w:sz="1" w:space="0" w:color="CCCCCC"/>
+              <w:right w:val="single" w:sz="1" w:space="0" w:color="CCCCCC"/>
+            </w:tcBorders>
+            <w:shd w:val="clear" w:color="auto" w:fill="FFFFFF"/>
+            <w:tcMar>
+              <w:top w:w="80" w:type="dxa"/>
+              <w:left w:w="140" w:type="dxa"/>
+              <w:bottom w:w="80" w:type="dxa"/>
+              <w:right w:w="140" w:type="dxa"/>
+            </w:tcMar>
+          </w:tcPr>
+          <w:p>
+            <w:r>
+              <w:rPr>
+                <w:color w:val="000000"/>
+                <w:sz w:val="18"/>
+                <w:szCs w:val="18"/>
+              </w:rPr>
+              <w:t xml:space="preserve">No primeiro uso, o usuário é informado de que título, descrição, prazo e estimativa das tarefas são enviados à IA do TaskFlow. As decisões são usadas apenas para personalizar as sugestões do próprio usuário.</w:t>
+            </w:r>
+          </w:p>
+        </w:tc>
+      </w:tr>
     </w:tbl>
     <w:p>
       <w:pPr>
@@ -7790,6 +8884,182 @@
           </w:p>
         </w:tc>
       </w:tr>
+      <w:tr>
+        <w:tc>
+          <w:tcPr>
+            <w:tcW w:w="1100" w:type="dxa"/>
+            <w:tcBorders>
+              <w:top w:val="single" w:sz="1" w:space="0" w:color="CCCCCC"/>
+              <w:left w:val="single" w:sz="1" w:space="0" w:color="CCCCCC"/>
+              <w:bottom w:val="single" w:sz="1" w:space="0" w:color="CCCCCC"/>
+              <w:right w:val="single" w:sz="1" w:space="0" w:color="CCCCCC"/>
+            </w:tcBorders>
+            <w:shd w:val="clear" w:color="auto" w:fill="F9FBFF"/>
+            <w:tcMar>
+              <w:top w:w="80" w:type="dxa"/>
+              <w:left w:w="140" w:type="dxa"/>
+              <w:bottom w:w="80" w:type="dxa"/>
+              <w:right w:w="140" w:type="dxa"/>
+            </w:tcMar>
+          </w:tcPr>
+          <w:p>
+            <w:r>
+              <w:rPr>
+                <w:b/>
+                <w:bCs/>
+                <w:color w:val="000000"/>
+                <w:sz w:val="18"/>
+                <w:szCs w:val="18"/>
+              </w:rPr>
+              <w:t xml:space="preserve">RNF-15</w:t>
+            </w:r>
+          </w:p>
+        </w:tc>
+        <w:tc>
+          <w:tcPr>
+            <w:tcW w:w="1800" w:type="dxa"/>
+            <w:tcBorders>
+              <w:top w:val="single" w:sz="1" w:space="0" w:color="CCCCCC"/>
+              <w:left w:val="single" w:sz="1" w:space="0" w:color="CCCCCC"/>
+              <w:bottom w:val="single" w:sz="1" w:space="0" w:color="CCCCCC"/>
+              <w:right w:val="single" w:sz="1" w:space="0" w:color="CCCCCC"/>
+            </w:tcBorders>
+            <w:shd w:val="clear" w:color="auto" w:fill="F9FBFF"/>
+            <w:tcMar>
+              <w:top w:w="80" w:type="dxa"/>
+              <w:left w:w="140" w:type="dxa"/>
+              <w:bottom w:w="80" w:type="dxa"/>
+              <w:right w:w="140" w:type="dxa"/>
+            </w:tcMar>
+          </w:tcPr>
+          <w:p>
+            <w:r>
+              <w:rPr>
+                <w:color w:val="000000"/>
+                <w:sz w:val="18"/>
+                <w:szCs w:val="18"/>
+              </w:rPr>
+              <w:t xml:space="preserve">Desempenho da IA</w:t>
+            </w:r>
+          </w:p>
+        </w:tc>
+        <w:tc>
+          <w:tcPr>
+            <w:tcW w:w="6929" w:type="dxa"/>
+            <w:tcBorders>
+              <w:top w:val="single" w:sz="1" w:space="0" w:color="CCCCCC"/>
+              <w:left w:val="single" w:sz="1" w:space="0" w:color="CCCCCC"/>
+              <w:bottom w:val="single" w:sz="1" w:space="0" w:color="CCCCCC"/>
+              <w:right w:val="single" w:sz="1" w:space="0" w:color="CCCCCC"/>
+            </w:tcBorders>
+            <w:shd w:val="clear" w:color="auto" w:fill="F9FBFF"/>
+            <w:tcMar>
+              <w:top w:w="80" w:type="dxa"/>
+              <w:left w:w="140" w:type="dxa"/>
+              <w:bottom w:w="80" w:type="dxa"/>
+              <w:right w:w="140" w:type="dxa"/>
+            </w:tcMar>
+          </w:tcPr>
+          <w:p>
+            <w:r>
+              <w:rPr>
+                <w:color w:val="000000"/>
+                <w:sz w:val="18"/>
+                <w:szCs w:val="18"/>
+              </w:rPr>
+              <w:t xml:space="preserve">As sugestões iniciais devem chegar em até 5 segundos para até 30 tarefas, com indicador de carregamento; falhas exibem erro com opção de tentar novamente.</w:t>
+            </w:r>
+          </w:p>
+        </w:tc>
+      </w:tr>
+      <w:tr>
+        <w:tc>
+          <w:tcPr>
+            <w:tcW w:w="1100" w:type="dxa"/>
+            <w:tcBorders>
+              <w:top w:val="single" w:sz="1" w:space="0" w:color="CCCCCC"/>
+              <w:left w:val="single" w:sz="1" w:space="0" w:color="CCCCCC"/>
+              <w:bottom w:val="single" w:sz="1" w:space="0" w:color="CCCCCC"/>
+              <w:right w:val="single" w:sz="1" w:space="0" w:color="CCCCCC"/>
+            </w:tcBorders>
+            <w:shd w:val="clear" w:color="auto" w:fill="F9FBFF"/>
+            <w:tcMar>
+              <w:top w:w="80" w:type="dxa"/>
+              <w:left w:w="140" w:type="dxa"/>
+              <w:bottom w:w="80" w:type="dxa"/>
+              <w:right w:w="140" w:type="dxa"/>
+            </w:tcMar>
+          </w:tcPr>
+          <w:p>
+            <w:r>
+              <w:rPr>
+                <w:b/>
+                <w:bCs/>
+                <w:color w:val="000000"/>
+                <w:sz w:val="18"/>
+                <w:szCs w:val="18"/>
+              </w:rPr>
+              <w:t xml:space="preserve">RNF-16</w:t>
+            </w:r>
+          </w:p>
+        </w:tc>
+        <w:tc>
+          <w:tcPr>
+            <w:tcW w:w="1800" w:type="dxa"/>
+            <w:tcBorders>
+              <w:top w:val="single" w:sz="1" w:space="0" w:color="CCCCCC"/>
+              <w:left w:val="single" w:sz="1" w:space="0" w:color="CCCCCC"/>
+              <w:bottom w:val="single" w:sz="1" w:space="0" w:color="CCCCCC"/>
+              <w:right w:val="single" w:sz="1" w:space="0" w:color="CCCCCC"/>
+            </w:tcBorders>
+            <w:shd w:val="clear" w:color="auto" w:fill="F9FBFF"/>
+            <w:tcMar>
+              <w:top w:w="80" w:type="dxa"/>
+              <w:left w:w="140" w:type="dxa"/>
+              <w:bottom w:w="80" w:type="dxa"/>
+              <w:right w:w="140" w:type="dxa"/>
+            </w:tcMar>
+          </w:tcPr>
+          <w:p>
+            <w:r>
+              <w:rPr>
+                <w:color w:val="000000"/>
+                <w:sz w:val="18"/>
+                <w:szCs w:val="18"/>
+              </w:rPr>
+              <w:t xml:space="preserve">Desacoplamento da IA</w:t>
+            </w:r>
+          </w:p>
+        </w:tc>
+        <w:tc>
+          <w:tcPr>
+            <w:tcW w:w="6929" w:type="dxa"/>
+            <w:tcBorders>
+              <w:top w:val="single" w:sz="1" w:space="0" w:color="CCCCCC"/>
+              <w:left w:val="single" w:sz="1" w:space="0" w:color="CCCCCC"/>
+              <w:bottom w:val="single" w:sz="1" w:space="0" w:color="CCCCCC"/>
+              <w:right w:val="single" w:sz="1" w:space="0" w:color="CCCCCC"/>
+            </w:tcBorders>
+            <w:shd w:val="clear" w:color="auto" w:fill="F9FBFF"/>
+            <w:tcMar>
+              <w:top w:w="80" w:type="dxa"/>
+              <w:left w:w="140" w:type="dxa"/>
+              <w:bottom w:w="80" w:type="dxa"/>
+              <w:right w:w="140" w:type="dxa"/>
+            </w:tcMar>
+          </w:tcPr>
+          <w:p>
+            <w:r>
+              <w:rPr>
+                <w:color w:val="000000"/>
+                <w:sz w:val="18"/>
+                <w:szCs w:val="18"/>
+              </w:rPr>
+              <w:t xml:space="preserve">A IA é acessada exclusivamente pela porta TaskPrioritizer no backend. Trocar ou evoluir a implementação da IA não altera Use Cases, endpoints nem o app.</w:t>
+            </w:r>
+          </w:p>
+        </w:tc>
+      </w:tr>
     </w:tbl>
     <w:p>
       <w:pPr>
@@ -8751,6 +10021,96 @@
                 <w:szCs w:val="18"/>
               </w:rPr>
               <w:t xml:space="preserve">API e PostgreSQL devem rodar em containers Docker orquestrados por Docker Compose (compose.yml na raiz do repositório). Segredos ficam em .env, nunca versionados.</w:t>
+            </w:r>
+          </w:p>
+        </w:tc>
+      </w:tr>
+      <w:tr>
+        <w:tc>
+          <w:tcPr>
+            <w:tcW w:w="1100" w:type="dxa"/>
+            <w:tcBorders>
+              <w:top w:val="single" w:sz="1" w:space="0" w:color="CCCCCC"/>
+              <w:left w:val="single" w:sz="1" w:space="0" w:color="CCCCCC"/>
+              <w:bottom w:val="single" w:sz="1" w:space="0" w:color="CCCCCC"/>
+              <w:right w:val="single" w:sz="1" w:space="0" w:color="CCCCCC"/>
+            </w:tcBorders>
+            <w:shd w:val="clear" w:color="auto" w:fill="FFFFFF"/>
+            <w:tcMar>
+              <w:top w:w="80" w:type="dxa"/>
+              <w:left w:w="140" w:type="dxa"/>
+              <w:bottom w:w="80" w:type="dxa"/>
+              <w:right w:w="140" w:type="dxa"/>
+            </w:tcMar>
+          </w:tcPr>
+          <w:p>
+            <w:r>
+              <w:rPr>
+                <w:b/>
+                <w:bCs/>
+                <w:color w:val="000000"/>
+                <w:sz w:val="18"/>
+                <w:szCs w:val="18"/>
+              </w:rPr>
+              <w:t xml:space="preserve">REST-10</w:t>
+            </w:r>
+          </w:p>
+        </w:tc>
+        <w:tc>
+          <w:tcPr>
+            <w:tcW w:w="2000" w:type="dxa"/>
+            <w:tcBorders>
+              <w:top w:val="single" w:sz="1" w:space="0" w:color="CCCCCC"/>
+              <w:left w:val="single" w:sz="1" w:space="0" w:color="CCCCCC"/>
+              <w:bottom w:val="single" w:sz="1" w:space="0" w:color="CCCCCC"/>
+              <w:right w:val="single" w:sz="1" w:space="0" w:color="CCCCCC"/>
+            </w:tcBorders>
+            <w:shd w:val="clear" w:color="auto" w:fill="FFFFFF"/>
+            <w:tcMar>
+              <w:top w:w="80" w:type="dxa"/>
+              <w:left w:w="140" w:type="dxa"/>
+              <w:bottom w:w="80" w:type="dxa"/>
+              <w:right w:w="140" w:type="dxa"/>
+            </w:tcMar>
+          </w:tcPr>
+          <w:p>
+            <w:r>
+              <w:rPr>
+                <w:b/>
+                <w:bCs/>
+                <w:color w:val="000000"/>
+                <w:sz w:val="18"/>
+                <w:szCs w:val="18"/>
+              </w:rPr>
+              <w:t xml:space="preserve">IA própria</w:t>
+            </w:r>
+          </w:p>
+        </w:tc>
+        <w:tc>
+          <w:tcPr>
+            <w:tcW w:w="6538" w:type="dxa"/>
+            <w:tcBorders>
+              <w:top w:val="single" w:sz="1" w:space="0" w:color="CCCCCC"/>
+              <w:left w:val="single" w:sz="1" w:space="0" w:color="CCCCCC"/>
+              <w:bottom w:val="single" w:sz="1" w:space="0" w:color="CCCCCC"/>
+              <w:right w:val="single" w:sz="1" w:space="0" w:color="CCCCCC"/>
+            </w:tcBorders>
+            <w:shd w:val="clear" w:color="auto" w:fill="FFFFFF"/>
+            <w:tcMar>
+              <w:top w:w="80" w:type="dxa"/>
+              <w:left w:w="140" w:type="dxa"/>
+              <w:bottom w:w="80" w:type="dxa"/>
+              <w:right w:w="140" w:type="dxa"/>
+            </w:tcMar>
+          </w:tcPr>
+          <w:p>
+            <w:r>
+              <w:rPr>
+                <w:color w:val="000000"/>
+                <w:sz w:val="18"/>
+                <w:szCs w:val="18"/>
+              </w:rPr>
+              <w:t xml:space="preserve">A IA de priorização é desenvolvida pelo time e sua implementação será definida posteriormente. Até lá, vale o contrato documentado (entrada: tarefas e histórico de decisões; saída: quadrante, justificativa e confiança por tarefa).</w:t>
             </w:r>
           </w:p>
         </w:tc>
@@ -9818,6 +11178,132 @@
                 <w:szCs w:val="18"/>
               </w:rPr>
               <w:t xml:space="preserve">REST-03, REST-09</w:t>
+            </w:r>
+          </w:p>
+        </w:tc>
+      </w:tr>
+      <w:tr>
+        <w:tc>
+          <w:tcPr>
+            <w:tcW w:w="2409" w:type="dxa"/>
+            <w:tcBorders>
+              <w:top w:val="single" w:sz="1" w:space="0" w:color="CCCCCC"/>
+              <w:left w:val="single" w:sz="1" w:space="0" w:color="CCCCCC"/>
+              <w:bottom w:val="single" w:sz="1" w:space="0" w:color="CCCCCC"/>
+              <w:right w:val="single" w:sz="1" w:space="0" w:color="CCCCCC"/>
+            </w:tcBorders>
+            <w:shd w:val="clear" w:color="auto" w:fill="FFFFFF"/>
+            <w:tcMar>
+              <w:top w:w="80" w:type="dxa"/>
+              <w:left w:w="140" w:type="dxa"/>
+              <w:bottom w:w="80" w:type="dxa"/>
+              <w:right w:w="140" w:type="dxa"/>
+            </w:tcMar>
+          </w:tcPr>
+          <w:p>
+            <w:pPr>
+              <w:jc w:val="center"/>
+            </w:pPr>
+            <w:r>
+              <w:rPr>
+                <w:color w:val="000000"/>
+                <w:sz w:val="18"/>
+                <w:szCs w:val="18"/>
+              </w:rPr>
+              <w:t xml:space="preserve">RF-34 a RF-39</w:t>
+            </w:r>
+          </w:p>
+        </w:tc>
+        <w:tc>
+          <w:tcPr>
+            <w:tcW w:w="2409" w:type="dxa"/>
+            <w:tcBorders>
+              <w:top w:val="single" w:sz="1" w:space="0" w:color="CCCCCC"/>
+              <w:left w:val="single" w:sz="1" w:space="0" w:color="CCCCCC"/>
+              <w:bottom w:val="single" w:sz="1" w:space="0" w:color="CCCCCC"/>
+              <w:right w:val="single" w:sz="1" w:space="0" w:color="CCCCCC"/>
+            </w:tcBorders>
+            <w:shd w:val="clear" w:color="auto" w:fill="FFFFFF"/>
+            <w:tcMar>
+              <w:top w:w="80" w:type="dxa"/>
+              <w:left w:w="140" w:type="dxa"/>
+              <w:bottom w:w="80" w:type="dxa"/>
+              <w:right w:w="140" w:type="dxa"/>
+            </w:tcMar>
+          </w:tcPr>
+          <w:p>
+            <w:pPr>
+              <w:jc w:val="center"/>
+            </w:pPr>
+            <w:r>
+              <w:rPr>
+                <w:color w:val="000000"/>
+                <w:sz w:val="18"/>
+                <w:szCs w:val="18"/>
+              </w:rPr>
+              <w:t xml:space="preserve">RN-12 a RN-15</w:t>
+            </w:r>
+          </w:p>
+        </w:tc>
+        <w:tc>
+          <w:tcPr>
+            <w:tcW w:w="2410" w:type="dxa"/>
+            <w:tcBorders>
+              <w:top w:val="single" w:sz="1" w:space="0" w:color="CCCCCC"/>
+              <w:left w:val="single" w:sz="1" w:space="0" w:color="CCCCCC"/>
+              <w:bottom w:val="single" w:sz="1" w:space="0" w:color="CCCCCC"/>
+              <w:right w:val="single" w:sz="1" w:space="0" w:color="CCCCCC"/>
+            </w:tcBorders>
+            <w:shd w:val="clear" w:color="auto" w:fill="FFFFFF"/>
+            <w:tcMar>
+              <w:top w:w="80" w:type="dxa"/>
+              <w:left w:w="140" w:type="dxa"/>
+              <w:bottom w:w="80" w:type="dxa"/>
+              <w:right w:w="140" w:type="dxa"/>
+            </w:tcMar>
+          </w:tcPr>
+          <w:p>
+            <w:pPr>
+              <w:jc w:val="center"/>
+            </w:pPr>
+            <w:r>
+              <w:rPr>
+                <w:color w:val="000000"/>
+                <w:sz w:val="18"/>
+                <w:szCs w:val="18"/>
+              </w:rPr>
+              <w:t xml:space="preserve">RNF-15, RNF-16</w:t>
+            </w:r>
+          </w:p>
+        </w:tc>
+        <w:tc>
+          <w:tcPr>
+            <w:tcW w:w="2410" w:type="dxa"/>
+            <w:tcBorders>
+              <w:top w:val="single" w:sz="1" w:space="0" w:color="CCCCCC"/>
+              <w:left w:val="single" w:sz="1" w:space="0" w:color="CCCCCC"/>
+              <w:bottom w:val="single" w:sz="1" w:space="0" w:color="CCCCCC"/>
+              <w:right w:val="single" w:sz="1" w:space="0" w:color="CCCCCC"/>
+            </w:tcBorders>
+            <w:shd w:val="clear" w:color="auto" w:fill="FFFFFF"/>
+            <w:tcMar>
+              <w:top w:w="80" w:type="dxa"/>
+              <w:left w:w="140" w:type="dxa"/>
+              <w:bottom w:w="80" w:type="dxa"/>
+              <w:right w:w="140" w:type="dxa"/>
+            </w:tcMar>
+          </w:tcPr>
+          <w:p>
+            <w:pPr>
+              <w:jc w:val="center"/>
+            </w:pPr>
+            <w:r>
+              <w:rPr>
+                <w:color w:val="000000"/>
+                <w:sz w:val="18"/>
+                <w:szCs w:val="18"/>
+              </w:rPr>
+              <w:t xml:space="preserve">REST-03, REST-10</w:t>
             </w:r>
           </w:p>
         </w:tc>
@@ -13869,6 +15355,416 @@
     </w:tbl>
     <w:p>
       <w:pPr>
+        <w:spacing w:after="120"/>
+      </w:pPr>
+    </w:p>
+    <w:tbl>
+      <w:tblPr>
+        <w:tblW w:w="9360" w:type="dxa"/>
+        <w:tblBorders>
+          <w:top w:val="single" w:sz="4" w:space="0" w:color="auto"/>
+          <w:left w:val="single" w:sz="4" w:space="0" w:color="auto"/>
+          <w:bottom w:val="single" w:sz="4" w:space="0" w:color="auto"/>
+          <w:right w:val="single" w:sz="4" w:space="0" w:color="auto"/>
+          <w:insideH w:val="single" w:sz="4" w:space="0" w:color="auto"/>
+          <w:insideV w:val="single" w:sz="4" w:space="0" w:color="auto"/>
+        </w:tblBorders>
+        <w:tblCellMar>
+          <w:left w:w="10" w:type="dxa"/>
+          <w:right w:w="10" w:type="dxa"/>
+        </w:tblCellMar>
+        <w:tblLook w:val="04A0" w:firstRow="1" w:lastRow="0" w:firstColumn="1" w:lastColumn="0" w:noHBand="0" w:noVBand="1"/>
+      </w:tblPr>
+      <w:tblGrid>
+        <w:gridCol w:w="2200"/>
+        <w:gridCol w:w="7160"/>
+      </w:tblGrid>
+      <w:tr>
+        <w:tc>
+          <w:tcPr>
+            <w:tcW w:w="9360" w:type="dxa"/>
+            <w:gridSpan w:val="2"/>
+            <w:tcBorders>
+              <w:top w:val="single" w:sz="1" w:space="0" w:color="CCCCCC"/>
+              <w:left w:val="single" w:sz="1" w:space="0" w:color="CCCCCC"/>
+              <w:bottom w:val="single" w:sz="1" w:space="0" w:color="CCCCCC"/>
+              <w:right w:val="single" w:sz="1" w:space="0" w:color="CCCCCC"/>
+            </w:tcBorders>
+            <w:shd w:val="clear" w:color="auto" w:fill="1B3A5C"/>
+            <w:tcMar>
+              <w:top w:w="100" w:type="dxa"/>
+              <w:left w:w="160" w:type="dxa"/>
+              <w:bottom w:w="100" w:type="dxa"/>
+              <w:right w:w="160" w:type="dxa"/>
+            </w:tcMar>
+          </w:tcPr>
+          <w:p>
+            <w:r>
+              <w:rPr>
+                <w:b/>
+                <w:bCs/>
+                <w:color w:val="FFFFFF"/>
+              </w:rPr>
+              <w:t xml:space="preserve">UC11 — Priorizar Tarefas com IA</w:t>
+            </w:r>
+          </w:p>
+        </w:tc>
+      </w:tr>
+      <w:tr>
+        <w:tc>
+          <w:tcPr>
+            <w:tcW w:w="2200" w:type="dxa"/>
+            <w:tcBorders>
+              <w:top w:val="single" w:sz="1" w:space="0" w:color="CCCCCC"/>
+              <w:left w:val="single" w:sz="1" w:space="0" w:color="CCCCCC"/>
+              <w:bottom w:val="single" w:sz="1" w:space="0" w:color="CCCCCC"/>
+              <w:right w:val="single" w:sz="1" w:space="0" w:color="CCCCCC"/>
+            </w:tcBorders>
+            <w:shd w:val="clear" w:color="auto" w:fill="D6E4F0"/>
+            <w:tcMar>
+              <w:top w:w="80" w:type="dxa"/>
+              <w:left w:w="120" w:type="dxa"/>
+              <w:bottom w:w="80" w:type="dxa"/>
+              <w:right w:w="120" w:type="dxa"/>
+            </w:tcMar>
+          </w:tcPr>
+          <w:p>
+            <w:r>
+              <w:rPr>
+                <w:b/>
+                <w:bCs/>
+                <w:color w:val="1B3A5C"/>
+              </w:rPr>
+              <w:t>Ator(es)</w:t>
+            </w:r>
+          </w:p>
+        </w:tc>
+        <w:tc>
+          <w:tcPr>
+            <w:tcW w:w="7160" w:type="dxa"/>
+            <w:tcBorders>
+              <w:top w:val="single" w:sz="1" w:space="0" w:color="CCCCCC"/>
+              <w:left w:val="single" w:sz="1" w:space="0" w:color="CCCCCC"/>
+              <w:bottom w:val="single" w:sz="1" w:space="0" w:color="CCCCCC"/>
+              <w:right w:val="single" w:sz="1" w:space="0" w:color="CCCCCC"/>
+            </w:tcBorders>
+            <w:tcMar>
+              <w:top w:w="80" w:type="dxa"/>
+              <w:left w:w="120" w:type="dxa"/>
+              <w:bottom w:w="80" w:type="dxa"/>
+              <w:right w:w="120" w:type="dxa"/>
+            </w:tcMar>
+          </w:tcPr>
+          <w:p>
+            <w:r>
+              <w:t xml:space="preserve">Usuário autenticado; IA do TaskFlow</w:t>
+            </w:r>
+          </w:p>
+        </w:tc>
+      </w:tr>
+      <w:tr>
+        <w:tc>
+          <w:tcPr>
+            <w:tcW w:w="2200" w:type="dxa"/>
+            <w:tcBorders>
+              <w:top w:val="single" w:sz="1" w:space="0" w:color="CCCCCC"/>
+              <w:left w:val="single" w:sz="1" w:space="0" w:color="CCCCCC"/>
+              <w:bottom w:val="single" w:sz="1" w:space="0" w:color="CCCCCC"/>
+              <w:right w:val="single" w:sz="1" w:space="0" w:color="CCCCCC"/>
+            </w:tcBorders>
+            <w:shd w:val="clear" w:color="auto" w:fill="D6E4F0"/>
+            <w:tcMar>
+              <w:top w:w="80" w:type="dxa"/>
+              <w:left w:w="120" w:type="dxa"/>
+              <w:bottom w:w="80" w:type="dxa"/>
+              <w:right w:w="120" w:type="dxa"/>
+            </w:tcMar>
+          </w:tcPr>
+          <w:p>
+            <w:r>
+              <w:rPr>
+                <w:b/>
+                <w:bCs/>
+                <w:color w:val="1B3A5C"/>
+              </w:rPr>
+              <w:t>Pré-condição</w:t>
+            </w:r>
+          </w:p>
+        </w:tc>
+        <w:tc>
+          <w:tcPr>
+            <w:tcW w:w="7160" w:type="dxa"/>
+            <w:tcBorders>
+              <w:top w:val="single" w:sz="1" w:space="0" w:color="CCCCCC"/>
+              <w:left w:val="single" w:sz="1" w:space="0" w:color="CCCCCC"/>
+              <w:bottom w:val="single" w:sz="1" w:space="0" w:color="CCCCCC"/>
+              <w:right w:val="single" w:sz="1" w:space="0" w:color="CCCCCC"/>
+            </w:tcBorders>
+            <w:tcMar>
+              <w:top w:w="80" w:type="dxa"/>
+              <w:left w:w="120" w:type="dxa"/>
+              <w:bottom w:w="80" w:type="dxa"/>
+              <w:right w:w="120" w:type="dxa"/>
+            </w:tcMar>
+          </w:tcPr>
+          <w:p>
+            <w:r>
+              <w:t xml:space="preserve">Usuário online e com ao menos uma tarefa pendente</w:t>
+            </w:r>
+          </w:p>
+        </w:tc>
+      </w:tr>
+      <w:tr>
+        <w:tc>
+          <w:tcPr>
+            <w:tcW w:w="2200" w:type="dxa"/>
+            <w:tcBorders>
+              <w:top w:val="single" w:sz="1" w:space="0" w:color="CCCCCC"/>
+              <w:left w:val="single" w:sz="1" w:space="0" w:color="CCCCCC"/>
+              <w:bottom w:val="single" w:sz="1" w:space="0" w:color="CCCCCC"/>
+              <w:right w:val="single" w:sz="1" w:space="0" w:color="CCCCCC"/>
+            </w:tcBorders>
+            <w:shd w:val="clear" w:color="auto" w:fill="D6E4F0"/>
+            <w:tcMar>
+              <w:top w:w="80" w:type="dxa"/>
+              <w:left w:w="120" w:type="dxa"/>
+              <w:bottom w:w="80" w:type="dxa"/>
+              <w:right w:w="120" w:type="dxa"/>
+            </w:tcMar>
+          </w:tcPr>
+          <w:p>
+            <w:r>
+              <w:rPr>
+                <w:b/>
+                <w:bCs/>
+                <w:color w:val="1B3A5C"/>
+              </w:rPr>
+              <w:t>Fluxo Principal</w:t>
+            </w:r>
+          </w:p>
+        </w:tc>
+        <w:tc>
+          <w:tcPr>
+            <w:tcW w:w="7160" w:type="dxa"/>
+            <w:tcBorders>
+              <w:top w:val="single" w:sz="1" w:space="0" w:color="CCCCCC"/>
+              <w:left w:val="single" w:sz="1" w:space="0" w:color="CCCCCC"/>
+              <w:bottom w:val="single" w:sz="1" w:space="0" w:color="CCCCCC"/>
+              <w:right w:val="single" w:sz="1" w:space="0" w:color="CCCCCC"/>
+            </w:tcBorders>
+            <w:tcMar>
+              <w:top w:w="80" w:type="dxa"/>
+              <w:left w:w="120" w:type="dxa"/>
+              <w:bottom w:w="80" w:type="dxa"/>
+              <w:right w:w="120" w:type="dxa"/>
+            </w:tcMar>
+          </w:tcPr>
+          <w:p>
+            <w:r>
+              <w:t xml:space="preserve">1. Usuário toca em "Priorizar com IA" na Home</w:t>
+            </w:r>
+          </w:p>
+          <w:p>
+            <w:r>
+              <w:t xml:space="preserve">2. Sistema sincroniza pendências e envia as tarefas à API</w:t>
+            </w:r>
+          </w:p>
+          <w:p>
+            <w:r>
+              <w:t xml:space="preserve">3. IA sugere um quadrante com justificativa para cada tarefa</w:t>
+            </w:r>
+          </w:p>
+          <w:p>
+            <w:r>
+              <w:t xml:space="preserve">4. Usuário desliza cada card: → aceita, ← rejeita e escolhe, ↑ Fazer agora</w:t>
+            </w:r>
+          </w:p>
+          <w:p>
+            <w:r>
+              <w:t xml:space="preserve">5. IA ajusta as sugestões restantes conforme as decisões</w:t>
+            </w:r>
+          </w:p>
+          <w:p>
+            <w:r>
+              <w:t xml:space="preserve">6. Sistema exibe a matriz 2×2 com o resultado</w:t>
+            </w:r>
+          </w:p>
+          <w:p>
+            <w:r>
+              <w:t xml:space="preserve">7. Usuário toca em "Aplicar" e as prioridades são atualizadas</w:t>
+            </w:r>
+          </w:p>
+        </w:tc>
+      </w:tr>
+      <w:tr>
+        <w:tc>
+          <w:tcPr>
+            <w:tcW w:w="2200" w:type="dxa"/>
+            <w:tcBorders>
+              <w:top w:val="single" w:sz="1" w:space="0" w:color="CCCCCC"/>
+              <w:left w:val="single" w:sz="1" w:space="0" w:color="CCCCCC"/>
+              <w:bottom w:val="single" w:sz="1" w:space="0" w:color="CCCCCC"/>
+              <w:right w:val="single" w:sz="1" w:space="0" w:color="CCCCCC"/>
+            </w:tcBorders>
+            <w:shd w:val="clear" w:color="auto" w:fill="D6E4F0"/>
+            <w:tcMar>
+              <w:top w:w="80" w:type="dxa"/>
+              <w:left w:w="120" w:type="dxa"/>
+              <w:bottom w:w="80" w:type="dxa"/>
+              <w:right w:w="120" w:type="dxa"/>
+            </w:tcMar>
+          </w:tcPr>
+          <w:p>
+            <w:r>
+              <w:rPr>
+                <w:b/>
+                <w:bCs/>
+                <w:color w:val="1B3A5C"/>
+              </w:rPr>
+              <w:t>Fluxo Alternativo</w:t>
+            </w:r>
+          </w:p>
+        </w:tc>
+        <w:tc>
+          <w:tcPr>
+            <w:tcW w:w="7160" w:type="dxa"/>
+            <w:tcBorders>
+              <w:top w:val="single" w:sz="1" w:space="0" w:color="CCCCCC"/>
+              <w:left w:val="single" w:sz="1" w:space="0" w:color="CCCCCC"/>
+              <w:bottom w:val="single" w:sz="1" w:space="0" w:color="CCCCCC"/>
+              <w:right w:val="single" w:sz="1" w:space="0" w:color="CCCCCC"/>
+            </w:tcBorders>
+            <w:tcMar>
+              <w:top w:w="80" w:type="dxa"/>
+              <w:left w:w="120" w:type="dxa"/>
+              <w:bottom w:w="80" w:type="dxa"/>
+              <w:right w:w="120" w:type="dxa"/>
+            </w:tcMar>
+          </w:tcPr>
+          <w:p>
+            <w:r>
+              <w:t xml:space="preserve">1a. Sem conexão → tela informa que a feature precisa de internet</w:t>
+            </w:r>
+          </w:p>
+          <w:p>
+            <w:r>
+              <w:t xml:space="preserve">3a. Falha da IA → erro com opção de tentar novamente</w:t>
+            </w:r>
+          </w:p>
+          <w:p>
+            <w:r>
+              <w:t xml:space="preserve">7a. Usuário sai sem aplicar → nenhuma tarefa é alterada</w:t>
+            </w:r>
+          </w:p>
+        </w:tc>
+      </w:tr>
+      <w:tr>
+        <w:tc>
+          <w:tcPr>
+            <w:tcW w:w="2200" w:type="dxa"/>
+            <w:tcBorders>
+              <w:top w:val="single" w:sz="1" w:space="0" w:color="CCCCCC"/>
+              <w:left w:val="single" w:sz="1" w:space="0" w:color="CCCCCC"/>
+              <w:bottom w:val="single" w:sz="1" w:space="0" w:color="CCCCCC"/>
+              <w:right w:val="single" w:sz="1" w:space="0" w:color="CCCCCC"/>
+            </w:tcBorders>
+            <w:shd w:val="clear" w:color="auto" w:fill="D6E4F0"/>
+            <w:tcMar>
+              <w:top w:w="80" w:type="dxa"/>
+              <w:left w:w="120" w:type="dxa"/>
+              <w:bottom w:w="80" w:type="dxa"/>
+              <w:right w:w="120" w:type="dxa"/>
+            </w:tcMar>
+          </w:tcPr>
+          <w:p>
+            <w:r>
+              <w:rPr>
+                <w:b/>
+                <w:bCs/>
+                <w:color w:val="1B3A5C"/>
+              </w:rPr>
+              <w:t>Pós-condição</w:t>
+            </w:r>
+          </w:p>
+        </w:tc>
+        <w:tc>
+          <w:tcPr>
+            <w:tcW w:w="7160" w:type="dxa"/>
+            <w:tcBorders>
+              <w:top w:val="single" w:sz="1" w:space="0" w:color="CCCCCC"/>
+              <w:left w:val="single" w:sz="1" w:space="0" w:color="CCCCCC"/>
+              <w:bottom w:val="single" w:sz="1" w:space="0" w:color="CCCCCC"/>
+              <w:right w:val="single" w:sz="1" w:space="0" w:color="CCCCCC"/>
+            </w:tcBorders>
+            <w:tcMar>
+              <w:top w:w="80" w:type="dxa"/>
+              <w:left w:w="120" w:type="dxa"/>
+              <w:bottom w:w="80" w:type="dxa"/>
+              <w:right w:w="120" w:type="dxa"/>
+            </w:tcMar>
+          </w:tcPr>
+          <w:p>
+            <w:r>
+              <w:t xml:space="preserve">Tarefas com quadrante e prioridade definidos pelo usuário</w:t>
+            </w:r>
+          </w:p>
+        </w:tc>
+      </w:tr>
+      <w:tr>
+        <w:tc>
+          <w:tcPr>
+            <w:tcW w:w="2200" w:type="dxa"/>
+            <w:tcBorders>
+              <w:top w:val="single" w:sz="1" w:space="0" w:color="CCCCCC"/>
+              <w:left w:val="single" w:sz="1" w:space="0" w:color="CCCCCC"/>
+              <w:bottom w:val="single" w:sz="1" w:space="0" w:color="CCCCCC"/>
+              <w:right w:val="single" w:sz="1" w:space="0" w:color="CCCCCC"/>
+            </w:tcBorders>
+            <w:shd w:val="clear" w:color="auto" w:fill="D6E4F0"/>
+            <w:tcMar>
+              <w:top w:w="80" w:type="dxa"/>
+              <w:left w:w="120" w:type="dxa"/>
+              <w:bottom w:w="80" w:type="dxa"/>
+              <w:right w:w="120" w:type="dxa"/>
+            </w:tcMar>
+          </w:tcPr>
+          <w:p>
+            <w:r>
+              <w:rPr>
+                <w:b/>
+                <w:bCs/>
+                <w:color w:val="1B3A5C"/>
+              </w:rPr>
+              <w:t>Regras Relacionadas</w:t>
+            </w:r>
+          </w:p>
+        </w:tc>
+        <w:tc>
+          <w:tcPr>
+            <w:tcW w:w="7160" w:type="dxa"/>
+            <w:tcBorders>
+              <w:top w:val="single" w:sz="1" w:space="0" w:color="CCCCCC"/>
+              <w:left w:val="single" w:sz="1" w:space="0" w:color="CCCCCC"/>
+              <w:bottom w:val="single" w:sz="1" w:space="0" w:color="CCCCCC"/>
+              <w:right w:val="single" w:sz="1" w:space="0" w:color="CCCCCC"/>
+            </w:tcBorders>
+            <w:tcMar>
+              <w:top w:w="80" w:type="dxa"/>
+              <w:left w:w="120" w:type="dxa"/>
+              <w:bottom w:w="80" w:type="dxa"/>
+              <w:right w:w="120" w:type="dxa"/>
+            </w:tcMar>
+          </w:tcPr>
+          <w:p>
+            <w:r>
+              <w:t xml:space="preserve">RN-12, RN-13, RN-14, RN-15</w:t>
+            </w:r>
+          </w:p>
+        </w:tc>
+      </w:tr>
+    </w:tbl>
+    <w:p>
+      <w:pPr>
         <w:pStyle w:val="Ttulo1"/>
         <w:pBdr>
           <w:bottom w:val="single" w:sz="8" w:space="4" w:color="1B3A6B"/>
@@ -13981,6 +15877,19 @@
         <w:spacing w:before="40" w:after="40"/>
       </w:pPr>
       <w:r>
+        <w:t xml:space="preserve">Priorização com IA funcionando de ponta a ponta com a IA própria atrás da porta TaskPrioritizer (RF-34 a RF-39, RNF-16)</w:t>
+      </w:r>
+    </w:p>
+    <w:p>
+      <w:pPr>
+        <w:pStyle w:val="PargrafodaLista"/>
+        <w:numPr>
+          <w:ilvl w:val="0"/>
+          <w:numId w:val="2"/>
+        </w:numPr>
+        <w:spacing w:before="40" w:after="40"/>
+      </w:pPr>
+      <w:r>
         <w:t xml:space="preserve">API e banco sobem com docker compose up e possuem testes e2e (REST-09, RNF-10, RNF-13)</w:t>
       </w:r>
     </w:p>
@@ -14060,7 +15969,7 @@
           <w:sz w:val="16"/>
           <w:szCs w:val="16"/>
         </w:rPr>
-        <w:t xml:space="preserve">TaskFlow  ·  Documento de Requisitos v2.0  ·  Setembro 2026  ·  Micael, Murilo, Paulo, Pedro B., Pedro T., Vinícius O. e Vinicius R.</w:t>
+        <w:t xml:space="preserve">TaskFlow  ·  Documento de Requisitos v2.1  ·  Setembro 2026  ·  Micael, Murilo, Paulo, Pedro B., Pedro T., Vinícius O. e Vinicius R.</w:t>
       </w:r>
     </w:p>
     <w:sectPr>
@@ -14216,7 +16125,7 @@
         <w:sz w:val="16"/>
         <w:szCs w:val="16"/>
       </w:rPr>
-      <w:t>v2.0  ·</w:t>
+      <w:t>v2.1  ·</w:t>
     </w:r>
     <w:proofErr w:type="gramEnd"/>
     <w:r>
